--- a/pr-preview/pr-424/chapters/defining-terms-tracked-changes.docx
+++ b/pr-preview/pr-424/chapters/defining-terms-tracked-changes.docx
@@ -26,7 +26,7 @@
       </w:pPr>
       <w:ins w:id="2" w:author="PR Preview" w:date="2026-01-01T00:00:00Z">
         <w:r>
-          <w:t xml:space="preserve">Last modified: 2026-10-29 14:37:47 (PDT)</w:t>
+          <w:t xml:space="preserve">Last modified: 2026-10-29 14:43:47 (PDT)</w:t>
         </w:r>
       </w:ins>
     </w:p>
@@ -519,7 +519,7 @@
       </w:r>
     </w:p>
     <w:bookmarkEnd w:id="15"/>
-    <w:bookmarkStart w:id="26" w:name="guidelines-for-defining-terms"/>
+    <w:bookmarkStart w:id="27" w:name="guidelines-for-defining-terms"/>
     <w:p>
       <w:pPr>
         <w:pStyle w:val="Heading2"/>
@@ -6471,7 +6471,7 @@
       </w:ins>
       <w:ins w:id="149" w:author="PR Preview" w:date="2026-01-01T00:00:00Z">
         <w:r>
-          <w:t xml:space="preserve">Two concepts that happen to be equivalent are different concepts, however often they coincide.</w:t>
+          <w:t xml:space="preserve">Two concepts that happen to be equivalent are different concepts,</w:t>
         </w:r>
       </w:ins>
       <w:ins w:id="150" w:author="PR Preview" w:date="2026-01-01T00:00:00Z">
@@ -6481,7 +6481,7 @@
       </w:ins>
       <w:ins w:id="151" w:author="PR Preview" w:date="2026-01-01T00:00:00Z">
         <w:r>
-          <w:t xml:space="preserve">Give each its own definition, an example after each,</w:t>
+          <w:t xml:space="preserve">however often they coincide.</w:t>
         </w:r>
       </w:ins>
       <w:ins w:id="152" w:author="PR Preview" w:date="2026-01-01T00:00:00Z">
@@ -6491,7 +6491,7 @@
       </w:ins>
       <w:ins w:id="153" w:author="PR Preview" w:date="2026-01-01T00:00:00Z">
         <w:r>
-          <w:t xml:space="preserve">and a theorem showing that they agree</w:t>
+          <w:t xml:space="preserve">Give each its own definition, an example after each,</w:t>
         </w:r>
       </w:ins>
       <w:ins w:id="154" w:author="PR Preview" w:date="2026-01-01T00:00:00Z">
@@ -6501,7 +6501,7 @@
       </w:ins>
       <w:ins w:id="155" w:author="PR Preview" w:date="2026-01-01T00:00:00Z">
         <w:r>
-          <w:t xml:space="preserve">(see</w:t>
+          <w:t xml:space="preserve">and a theorem showing that they agree</w:t>
         </w:r>
       </w:ins>
       <w:ins w:id="156" w:author="PR Preview" w:date="2026-01-01T00:00:00Z">
@@ -6510,22 +6510,22 @@
         </w:r>
       </w:ins>
       <w:ins w:id="157" w:author="PR Preview" w:date="2026-01-01T00:00:00Z">
+        <w:r>
+          <w:t xml:space="preserve">(see</w:t>
+        </w:r>
+      </w:ins>
+      <w:ins w:id="158" w:author="PR Preview" w:date="2026-01-01T00:00:00Z">
+        <w:r>
+          <w:t xml:space="preserve"> </w:t>
+        </w:r>
+      </w:ins>
+      <w:ins w:id="159" w:author="PR Preview" w:date="2026-01-01T00:00:00Z">
         <w:r>
           <w:rPr>
             <w:i/>
             <w:iCs/>
           </w:rPr>
-          <w:t xml:space="preserve">Put only the defining equation in a definition</w:t>
-        </w:r>
-      </w:ins>
-      <w:ins w:id="158" w:author="PR Preview" w:date="2026-01-01T00:00:00Z">
-        <w:r>
-          <w:t xml:space="preserve"> </w:t>
-        </w:r>
-      </w:ins>
-      <w:ins w:id="159" w:author="PR Preview" w:date="2026-01-01T00:00:00Z">
-        <w:r>
-          <w:t xml:space="preserve">above).</w:t>
+          <w:t xml:space="preserve">Put only the defining equation in a definition, and state equivalences as results</w:t>
         </w:r>
       </w:ins>
       <w:ins w:id="160" w:author="PR Preview" w:date="2026-01-01T00:00:00Z">
@@ -6535,7 +6535,7 @@
       </w:ins>
       <w:ins w:id="161" w:author="PR Preview" w:date="2026-01-01T00:00:00Z">
         <w:r>
-          <w:t xml:space="preserve">A test: if each name has its own natural definition,</w:t>
+          <w:t xml:space="preserve">above).</w:t>
         </w:r>
       </w:ins>
       <w:ins w:id="162" w:author="PR Preview" w:date="2026-01-01T00:00:00Z">
@@ -6545,7 +6545,7 @@
       </w:ins>
       <w:ins w:id="163" w:author="PR Preview" w:date="2026-01-01T00:00:00Z">
         <w:r>
-          <w:t xml:space="preserve">they are two concepts.</w:t>
+          <w:t xml:space="preserve">A test: if each name has its own natural definition,</w:t>
         </w:r>
       </w:ins>
       <w:ins w:id="164" w:author="PR Preview" w:date="2026-01-01T00:00:00Z">
@@ -6555,7 +6555,7 @@
       </w:ins>
       <w:ins w:id="165" w:author="PR Preview" w:date="2026-01-01T00:00:00Z">
         <w:r>
-          <w:t xml:space="preserve">For example, a loss defined as the negative log of the predicted probability of the observed class</w:t>
+          <w:t xml:space="preserve">they are two concepts.</w:t>
         </w:r>
       </w:ins>
       <w:ins w:id="166" w:author="PR Preview" w:date="2026-01-01T00:00:00Z">
@@ -6565,7 +6565,7 @@
       </w:ins>
       <w:ins w:id="167" w:author="PR Preview" w:date="2026-01-01T00:00:00Z">
         <w:r>
-          <w:t xml:space="preserve">and a loss defined as the cross-entropy between two distributions</w:t>
+          <w:t xml:space="preserve">For example, a loss defined as the negative log of the predicted probability of the observed class</w:t>
         </w:r>
       </w:ins>
       <w:ins w:id="168" w:author="PR Preview" w:date="2026-01-01T00:00:00Z">
@@ -6575,7 +6575,7 @@
       </w:ins>
       <w:ins w:id="169" w:author="PR Preview" w:date="2026-01-01T00:00:00Z">
         <w:r>
-          <w:t xml:space="preserve">each have a natural definition,</w:t>
+          <w:t xml:space="preserve">and a loss defined as the</w:t>
         </w:r>
       </w:ins>
       <w:ins w:id="170" w:author="PR Preview" w:date="2026-01-01T00:00:00Z">
@@ -6583,17 +6583,52 @@
           <w:t xml:space="preserve"> </w:t>
         </w:r>
       </w:ins>
-      <w:ins w:id="171" w:author="PR Preview" w:date="2026-01-01T00:00:00Z">
-        <w:r>
-          <w:t xml:space="preserve">so give each its own div and state that they agree as a theorem,</w:t>
-        </w:r>
-      </w:ins>
+      <w:hyperlink r:id="rId24">
+        <w:ins w:id="171" w:author="PR Preview" w:date="2026-01-01T00:00:00Z">
+          <w:r>
+            <w:rPr>
+              <w:rStyle w:val="Hyperlink"/>
+            </w:rPr>
+            <w:t xml:space="preserve">cross-entropy</w:t>
+          </w:r>
+        </w:ins>
+      </w:hyperlink>
       <w:ins w:id="172" w:author="PR Preview" w:date="2026-01-01T00:00:00Z">
         <w:r>
           <w:t xml:space="preserve"> </w:t>
         </w:r>
       </w:ins>
       <w:ins w:id="173" w:author="PR Preview" w:date="2026-01-01T00:00:00Z">
+        <w:r>
+          <w:t xml:space="preserve">between two distributions</w:t>
+        </w:r>
+      </w:ins>
+      <w:ins w:id="174" w:author="PR Preview" w:date="2026-01-01T00:00:00Z">
+        <w:r>
+          <w:t xml:space="preserve"> </w:t>
+        </w:r>
+      </w:ins>
+      <w:ins w:id="175" w:author="PR Preview" w:date="2026-01-01T00:00:00Z">
+        <w:r>
+          <w:t xml:space="preserve">each have a natural definition,</w:t>
+        </w:r>
+      </w:ins>
+      <w:ins w:id="176" w:author="PR Preview" w:date="2026-01-01T00:00:00Z">
+        <w:r>
+          <w:t xml:space="preserve"> </w:t>
+        </w:r>
+      </w:ins>
+      <w:ins w:id="177" w:author="PR Preview" w:date="2026-01-01T00:00:00Z">
+        <w:r>
+          <w:t xml:space="preserve">so give each its own div and state that they agree as a theorem,</w:t>
+        </w:r>
+      </w:ins>
+      <w:ins w:id="178" w:author="PR Preview" w:date="2026-01-01T00:00:00Z">
+        <w:r>
+          <w:t xml:space="preserve"> </w:t>
+        </w:r>
+      </w:ins>
+      <w:ins w:id="179" w:author="PR Preview" w:date="2026-01-01T00:00:00Z">
         <w:r>
           <w:t xml:space="preserve">instead of titling one div with both names.</w:t>
         </w:r>
@@ -6649,7 +6684,7 @@
       <w:r>
         <w:t xml:space="preserve"> </w:t>
       </w:r>
-      <w:hyperlink r:id="rId24">
+      <w:hyperlink r:id="rId25">
         <w:r>
           <w:rPr>
             <w:rStyle w:val="Hyperlink"/>
@@ -6683,7 +6718,7 @@
       <w:r>
         <w:t xml:space="preserve"> </w:t>
       </w:r>
-      <w:hyperlink r:id="rId25">
+      <w:hyperlink r:id="rId26">
         <w:r>
           <w:rPr>
             <w:rStyle w:val="Hyperlink"/>
@@ -9971,8 +10006,8 @@
         <w:t xml:space="preserve">When in doubt, keep it.</w:t>
       </w:r>
     </w:p>
-    <w:bookmarkEnd w:id="26"/>
-    <w:bookmarkStart w:id="33" w:name="examples-of-term-definitions"/>
+    <w:bookmarkEnd w:id="27"/>
+    <w:bookmarkStart w:id="34" w:name="examples-of-term-definitions"/>
     <w:p>
       <w:pPr>
         <w:pStyle w:val="Heading2"/>
@@ -10003,7 +10038,7 @@
         <w:t xml:space="preserve">s:</w:t>
       </w:r>
     </w:p>
-    <w:bookmarkStart w:id="27" w:name="def-confidence-interval"/>
+    <w:bookmarkStart w:id="28" w:name="def-confidence-interval"/>
     <w:p>
       <w:pPr>
         <w:pStyle w:val="BodyText"/>
@@ -10240,8 +10275,8 @@
         </m:oMath>
       </m:oMathPara>
     </w:p>
-    <w:bookmarkEnd w:id="27"/>
-    <w:bookmarkStart w:id="28" w:name="exm-confidence-interval"/>
+    <w:bookmarkEnd w:id="28"/>
+    <w:bookmarkStart w:id="29" w:name="exm-confidence-interval"/>
     <w:p>
       <w:pPr>
         <w:pStyle w:val="FirstParagraph"/>
@@ -10283,8 +10318,8 @@
         <w:t xml:space="preserve">we are 95% confident that the true population mean height falls within this range.</w:t>
       </w:r>
     </w:p>
-    <w:bookmarkEnd w:id="28"/>
-    <w:bookmarkStart w:id="29" w:name="exm-not-confidence-interval"/>
+    <w:bookmarkEnd w:id="29"/>
+    <w:bookmarkStart w:id="30" w:name="exm-not-confidence-interval"/>
     <w:p>
       <w:pPr>
         <w:pStyle w:val="BodyText"/>
@@ -10344,8 +10379,8 @@
         <w:t xml:space="preserve">and it does not shrink as the sample grows.</w:t>
       </w:r>
     </w:p>
-    <w:bookmarkEnd w:id="29"/>
-    <w:bookmarkStart w:id="30" w:name="def-active-voice"/>
+    <w:bookmarkEnd w:id="30"/>
+    <w:bookmarkStart w:id="31" w:name="def-active-voice"/>
     <w:p>
       <w:pPr>
         <w:pStyle w:val="BodyText"/>
@@ -10374,8 +10409,8 @@
         <w:t xml:space="preserve">is a sentence structure where the subject performs the action expressed by the verb.</w:t>
       </w:r>
     </w:p>
-    <w:bookmarkEnd w:id="30"/>
-    <w:bookmarkStart w:id="31" w:name="exm-active-voice"/>
+    <w:bookmarkEnd w:id="31"/>
+    <w:bookmarkStart w:id="32" w:name="exm-active-voice"/>
     <w:p>
       <w:pPr>
         <w:pStyle w:val="BodyText"/>
@@ -10435,8 +10470,8 @@
         <w:t xml:space="preserve">.</w:t>
       </w:r>
     </w:p>
-    <w:bookmarkEnd w:id="31"/>
-    <w:bookmarkStart w:id="32" w:name="exm-passive-voice"/>
+    <w:bookmarkEnd w:id="32"/>
+    <w:bookmarkStart w:id="33" w:name="exm-passive-voice"/>
     <w:p>
       <w:pPr>
         <w:pStyle w:val="BodyText"/>
@@ -10499,9 +10534,9 @@
         <w:t xml:space="preserve">so the sentence is in passive voice.</w:t>
       </w:r>
     </w:p>
-    <w:bookmarkEnd w:id="32"/>
     <w:bookmarkEnd w:id="33"/>
-    <w:bookmarkStart w:id="39" w:name="order-general-definition-then-examples"/>
+    <w:bookmarkEnd w:id="34"/>
+    <w:bookmarkStart w:id="40" w:name="order-general-definition-then-examples"/>
     <w:p>
       <w:pPr>
         <w:pStyle w:val="Heading2"/>
@@ -10639,7 +10674,7 @@
         <w:t xml:space="preserve">would give these blocks, in this order:</w:t>
       </w:r>
     </w:p>
-    <w:bookmarkStart w:id="34" w:name="def-rss"/>
+    <w:bookmarkStart w:id="35" w:name="def-rss"/>
     <w:p>
       <w:pPr>
         <w:pStyle w:val="BodyText"/>
@@ -10757,8 +10792,8 @@
         </m:oMath>
       </m:oMathPara>
     </w:p>
-    <w:bookmarkEnd w:id="34"/>
-    <w:bookmarkStart w:id="36" w:name="exm-rss-line"/>
+    <w:bookmarkEnd w:id="35"/>
+    <w:bookmarkStart w:id="37" w:name="exm-rss-line"/>
     <w:p>
       <w:pPr>
         <w:pStyle w:val="FirstParagraph"/>
@@ -10828,7 +10863,7 @@
       <w:r>
         <w:t xml:space="preserve"> </w:t>
       </w:r>
-      <w:hyperlink r:id="rId35">
+      <w:hyperlink r:id="rId36">
         <w:r>
           <w:rPr>
             <w:rStyle w:val="Hyperlink"/>
@@ -11124,8 +11159,8 @@
         </m:oMath>
       </m:oMathPara>
     </w:p>
-    <w:bookmarkEnd w:id="36"/>
-    <w:bookmarkStart w:id="37" w:name="exm-rss-three-points"/>
+    <w:bookmarkEnd w:id="37"/>
+    <w:bookmarkStart w:id="38" w:name="exm-rss-three-points"/>
     <w:p>
       <w:pPr>
         <w:pStyle w:val="FirstParagraph"/>
@@ -11414,8 +11449,8 @@
         <w:t xml:space="preserve">.</w:t>
       </w:r>
     </w:p>
-    <w:bookmarkEnd w:id="37"/>
-    <w:bookmarkStart w:id="38" w:name="exm-not-rss"/>
+    <w:bookmarkEnd w:id="38"/>
+    <w:bookmarkStart w:id="39" w:name="exm-not-rss"/>
     <w:p>
       <w:pPr>
         <w:pStyle w:val="BodyText"/>
@@ -11560,7 +11595,7 @@
       <w:r>
         <w:t xml:space="preserve"> </w:t>
       </w:r>
-      <w:hyperlink r:id="rId35">
+      <w:hyperlink r:id="rId36">
         <w:r>
           <w:rPr>
             <w:rStyle w:val="Hyperlink"/>
@@ -11572,7 +11607,7 @@
         <w:t xml:space="preserve">s.</w:t>
       </w:r>
     </w:p>
-    <w:bookmarkEnd w:id="38"/>
+    <w:bookmarkEnd w:id="39"/>
     <w:p>
       <w:pPr>
         <w:pStyle w:val="BodyText"/>
@@ -11611,8 +11646,8 @@
         <w:t xml:space="preserve">once the reader knows what the definition covers.</w:t>
       </w:r>
     </w:p>
-    <w:bookmarkEnd w:id="39"/>
-    <w:bookmarkStart w:id="43" w:name="X35ef0536ddd4dcadf17366e9cbbad09e6282954"/>
+    <w:bookmarkEnd w:id="40"/>
+    <w:bookmarkStart w:id="44" w:name="X35ef0536ddd4dcadf17366e9cbbad09e6282954"/>
     <w:p>
       <w:pPr>
         <w:pStyle w:val="Heading2"/>
@@ -11684,7 +11719,7 @@
       <w:r>
         <w:t xml:space="preserve"> </w:t>
       </w:r>
-      <w:hyperlink r:id="rId40">
+      <w:hyperlink r:id="rId41">
         <w:r>
           <w:rPr>
             <w:rStyle w:val="Hyperlink"/>
@@ -11716,7 +11751,7 @@
         <w:t xml:space="preserve">, keeps its prose definition alone.</w:t>
       </w:r>
     </w:p>
-    <w:bookmarkStart w:id="41" w:name="def-variance-expression-and-prose"/>
+    <w:bookmarkStart w:id="42" w:name="def-variance-expression-and-prose"/>
     <w:p>
       <w:pPr>
         <w:pStyle w:val="BodyText"/>
@@ -11919,8 +11954,8 @@
         <w:t xml:space="preserve">from its population mean.</w:t>
       </w:r>
     </w:p>
-    <w:bookmarkEnd w:id="41"/>
-    <w:bookmarkStart w:id="42" w:name="exm-not-expression-and-prose"/>
+    <w:bookmarkEnd w:id="42"/>
+    <w:bookmarkStart w:id="43" w:name="exm-not-expression-and-prose"/>
     <w:p>
       <w:pPr>
         <w:pStyle w:val="BodyText"/>
@@ -12079,9 +12114,9 @@
         <w:t xml:space="preserve">gives both.</w:t>
       </w:r>
     </w:p>
-    <w:bookmarkEnd w:id="42"/>
     <w:bookmarkEnd w:id="43"/>
-    <w:bookmarkStart w:id="44" w:name="why-examples-matter"/>
+    <w:bookmarkEnd w:id="44"/>
+    <w:bookmarkStart w:id="45" w:name="why-examples-matter"/>
     <w:p>
       <w:pPr>
         <w:pStyle w:val="Heading2"/>
@@ -12233,8 +12268,8 @@
         <w:t xml:space="preserve">which is where readers most often misapply it.</w:t>
       </w:r>
     </w:p>
-    <w:bookmarkEnd w:id="44"/>
-    <w:bookmarkStart w:id="45" w:name="common-pitfalls-to-avoid"/>
+    <w:bookmarkEnd w:id="45"/>
+    <w:bookmarkStart w:id="46" w:name="common-pitfalls-to-avoid"/>
     <w:p>
       <w:pPr>
         <w:pStyle w:val="Heading2"/>
@@ -12522,8 +12557,8 @@
         <w:t xml:space="preserve">of the definition they are meant to demonstrate.</w:t>
       </w:r>
     </w:p>
-    <w:bookmarkEnd w:id="45"/>
-    <w:bookmarkStart w:id="53" w:name="mathematical-statements-require-examples"/>
+    <w:bookmarkEnd w:id="46"/>
+    <w:bookmarkStart w:id="54" w:name="mathematical-statements-require-examples"/>
     <w:p>
       <w:pPr>
         <w:pStyle w:val="Heading2"/>
@@ -12590,7 +12625,7 @@
         <w:t xml:space="preserve">when readers can see concrete instances.</w:t>
       </w:r>
     </w:p>
-    <w:bookmarkStart w:id="47" w:name="using-theorem-environments-in-quarto"/>
+    <w:bookmarkStart w:id="48" w:name="using-theorem-environments-in-quarto"/>
     <w:p>
       <w:pPr>
         <w:pStyle w:val="Heading3"/>
@@ -12883,7 +12918,7 @@
       <w:r>
         <w:t xml:space="preserve"> </w:t>
       </w:r>
-      <w:hyperlink r:id="rId46">
+      <w:hyperlink r:id="rId47">
         <w:r>
           <w:rPr>
             <w:rStyle w:val="Hyperlink"/>
@@ -13010,8 +13045,8 @@
         <w:t xml:space="preserve">.</w:t>
       </w:r>
     </w:p>
-    <w:bookmarkEnd w:id="47"/>
-    <w:bookmarkStart w:id="52" w:name="example-pythagorean-theorem"/>
+    <w:bookmarkEnd w:id="48"/>
+    <w:bookmarkStart w:id="53" w:name="example-pythagorean-theorem"/>
     <w:p>
       <w:pPr>
         <w:pStyle w:val="Heading3"/>
@@ -13020,7 +13055,7 @@
         <w:t xml:space="preserve">7.2 Example: Pythagorean theorem</w:t>
       </w:r>
     </w:p>
-    <w:bookmarkStart w:id="48" w:name="thm-pythagoras"/>
+    <w:bookmarkStart w:id="49" w:name="thm-pythagoras"/>
     <w:p>
       <w:pPr>
         <w:pStyle w:val="FirstParagraph"/>
@@ -13111,8 +13146,8 @@
         </m:oMath>
       </m:oMathPara>
     </w:p>
-    <w:bookmarkEnd w:id="48"/>
-    <w:bookmarkStart w:id="49" w:name="exm-pythagoras"/>
+    <w:bookmarkEnd w:id="49"/>
+    <w:bookmarkStart w:id="50" w:name="exm-pythagoras"/>
     <w:p>
       <w:pPr>
         <w:pStyle w:val="FirstParagraph"/>
@@ -13241,8 +13276,8 @@
         </m:oMath>
       </m:oMathPara>
     </w:p>
-    <w:bookmarkEnd w:id="49"/>
-    <w:bookmarkStart w:id="50" w:name="def-postulate"/>
+    <w:bookmarkEnd w:id="50"/>
+    <w:bookmarkStart w:id="51" w:name="def-postulate"/>
     <w:p>
       <w:pPr>
         <w:pStyle w:val="FirstParagraph"/>
@@ -13296,8 +13331,8 @@
         <w:t xml:space="preserve">serving as a starting point for further reasoning.</w:t>
       </w:r>
     </w:p>
-    <w:bookmarkEnd w:id="50"/>
-    <w:bookmarkStart w:id="51" w:name="exm-parallel-postulate"/>
+    <w:bookmarkEnd w:id="51"/>
+    <w:bookmarkStart w:id="52" w:name="exm-parallel-postulate"/>
     <w:p>
       <w:pPr>
         <w:pStyle w:val="BodyText"/>
@@ -13400,10 +13435,10 @@
         <w:t xml:space="preserve">.</w:t>
       </w:r>
     </w:p>
-    <w:bookmarkEnd w:id="51"/>
     <w:bookmarkEnd w:id="52"/>
     <w:bookmarkEnd w:id="53"/>
-    <w:bookmarkStart w:id="62" w:name="Xe6c88c177e563d1f046037569009a36fd08f4bd"/>
+    <w:bookmarkEnd w:id="54"/>
+    <w:bookmarkStart w:id="63" w:name="Xe6c88c177e563d1f046037569009a36fd08f4bd"/>
     <w:p>
       <w:pPr>
         <w:pStyle w:val="Heading2"/>
@@ -13622,7 +13657,7 @@
       <w:r>
         <w:t xml:space="preserve"> </w:t>
       </w:r>
-      <w:hyperlink r:id="rId54">
+      <w:hyperlink r:id="rId55">
         <w:r>
           <w:rPr>
             <w:rStyle w:val="Hyperlink"/>
@@ -13698,7 +13733,7 @@
       <w:r>
         <w:t xml:space="preserve"> </w:t>
       </w:r>
-      <w:hyperlink r:id="rId55">
+      <w:hyperlink r:id="rId56">
         <w:r>
           <w:rPr>
             <w:rStyle w:val="Hyperlink"/>
@@ -13952,7 +13987,7 @@
         <w:t xml:space="preserve">is an ordinary step, not the pattern to avoid.</w:t>
       </w:r>
     </w:p>
-    <w:bookmarkStart w:id="56" w:name="def-sample-mean"/>
+    <w:bookmarkStart w:id="57" w:name="def-sample-mean"/>
     <w:p>
       <w:pPr>
         <w:pStyle w:val="FirstParagraph"/>
@@ -14137,8 +14172,8 @@
         </m:oMath>
       </m:oMathPara>
     </w:p>
-    <w:bookmarkEnd w:id="56"/>
-    <w:bookmarkStart w:id="57" w:name="exr-sum-deviations"/>
+    <w:bookmarkEnd w:id="57"/>
+    <w:bookmarkStart w:id="58" w:name="exr-sum-deviations"/>
     <w:p>
       <w:pPr>
         <w:pStyle w:val="FirstParagraph"/>
@@ -14293,8 +14328,8 @@
         <w:t xml:space="preserve">).</w:t>
       </w:r>
     </w:p>
-    <w:bookmarkEnd w:id="57"/>
-    <w:bookmarkStart w:id="58" w:name="sol-sum-deviations"/>
+    <w:bookmarkEnd w:id="58"/>
+    <w:bookmarkStart w:id="59" w:name="sol-sum-deviations"/>
     <w:p>
       <w:pPr>
         <w:pStyle w:val="BodyText"/>
@@ -14745,8 +14780,8 @@
         </m:oMath>
       </m:oMathPara>
     </w:p>
-    <w:bookmarkEnd w:id="58"/>
-    <w:bookmarkStart w:id="59" w:name="thm-sum-deviations"/>
+    <w:bookmarkEnd w:id="59"/>
+    <w:bookmarkStart w:id="60" w:name="thm-sum-deviations"/>
     <w:p>
       <w:pPr>
         <w:pStyle w:val="FirstParagraph"/>
@@ -14952,7 +14987,7 @@
         </m:oMath>
       </m:oMathPara>
     </w:p>
-    <w:bookmarkEnd w:id="59"/>
+    <w:bookmarkEnd w:id="60"/>
     <w:p>
       <w:pPr>
         <w:pStyle w:val="FirstParagraph"/>
@@ -14982,7 +15017,7 @@
         <w:t xml:space="preserve">derives this result.</w:t>
       </w:r>
     </w:p>
-    <w:bookmarkStart w:id="60" w:name="exm-derivation-direction"/>
+    <w:bookmarkStart w:id="61" w:name="exm-derivation-direction"/>
     <w:p>
       <w:pPr>
         <w:pStyle w:val="BodyText"/>
@@ -16049,7 +16084,7 @@
       <w:r>
         <w:t xml:space="preserve"> </w:t>
       </w:r>
-      <w:hyperlink r:id="rId55">
+      <w:hyperlink r:id="rId56">
         <w:r>
           <w:rPr>
             <w:rStyle w:val="Hyperlink"/>
@@ -16061,8 +16096,8 @@
         <w:t xml:space="preserve">).</w:t>
       </w:r>
     </w:p>
-    <w:bookmarkEnd w:id="60"/>
-    <w:bookmarkStart w:id="61" w:name="exm-one-result-per-theorem"/>
+    <w:bookmarkEnd w:id="61"/>
+    <w:bookmarkStart w:id="62" w:name="exm-one-result-per-theorem"/>
     <w:p>
       <w:pPr>
         <w:pStyle w:val="BodyText"/>
@@ -16546,8 +16581,8 @@
         <w:t xml:space="preserve">and a later step that uses only the first can cite only the first.</w:t>
       </w:r>
     </w:p>
-    <w:bookmarkEnd w:id="61"/>
     <w:bookmarkEnd w:id="62"/>
+    <w:bookmarkEnd w:id="63"/>
     <w:sectPr>
       <w:footnotePr>
         <w:numRestart w:val="eachSect"/>

--- a/pr-preview/pr-424/chapters/defining-terms-tracked-changes.docx
+++ b/pr-preview/pr-424/chapters/defining-terms-tracked-changes.docx
@@ -16,7 +16,7 @@
       </w:pPr>
       <w:del w:id="1" w:author="PR Preview" w:date="2026-01-01T00:00:00Z">
         <w:r>
-          <w:delText xml:space="preserve">Last modified: 2026-10-29 14:35:32 (PDT)</w:delText>
+          <w:delText xml:space="preserve">Last modified: 2026-10-29 15:25:43 (PDT)</w:delText>
         </w:r>
       </w:del>
     </w:p>
@@ -26,7 +26,7 @@
       </w:pPr>
       <w:ins w:id="2" w:author="PR Preview" w:date="2026-01-01T00:00:00Z">
         <w:r>
-          <w:t xml:space="preserve">Last modified: 2026-10-29 14:43:47 (PDT)</w:t>
+          <w:t xml:space="preserve">Last modified: 2026-10-29 15:26:14 (PDT)</w:t>
         </w:r>
       </w:ins>
     </w:p>
@@ -2069,170 +2069,112 @@
           <w:numId w:val="1001"/>
         </w:numPr>
       </w:pPr>
-      <w:ins w:id="3" w:author="PR Preview" w:date="2026-01-01T00:00:00Z">
+      <w:r>
+        <w:rPr>
+          <w:b/>
+          <w:bCs/>
+        </w:rPr>
+        <w:t xml:space="preserve">Put only the defining equation in a definition, and state equivalences as results:</w:t>
+      </w:r>
+      <w:r>
+        <w:t xml:space="preserve"> </w:t>
+      </w:r>
+      <w:r>
+        <w:t xml:space="preserve">A definition div displays one equation,</w:t>
+      </w:r>
+      <w:r>
+        <w:t xml:space="preserve"> </w:t>
+      </w:r>
+      <w:r>
+        <w:t xml:space="preserve">the one that links the symbol of the defined</w:t>
+      </w:r>
+      <w:r>
+        <w:t xml:space="preserve"> </w:t>
+      </w:r>
+      <w:hyperlink w:anchor="def-term">
         <w:r>
           <w:rPr>
-            <w:b/>
-            <w:bCs/>
+            <w:rStyle w:val="Hyperlink"/>
           </w:rPr>
-          <w:t xml:space="preserve">Put only the defining equation in a definition, and state equivalences as results:</w:t>
+          <w:t xml:space="preserve">term</w:t>
         </w:r>
-      </w:ins>
-      <w:ins w:id="4" w:author="PR Preview" w:date="2026-01-01T00:00:00Z">
+      </w:hyperlink>
+      <w:r>
+        <w:t xml:space="preserve"> </w:t>
+      </w:r>
+      <w:r>
+        <w:t xml:space="preserve">to its definitional expression.</w:t>
+      </w:r>
+      <w:r>
+        <w:t xml:space="preserve"> </w:t>
+      </w:r>
+      <w:r>
+        <w:t xml:space="preserve">It does not display a chain of equal expressions,</w:t>
+      </w:r>
+      <w:r>
+        <w:t xml:space="preserve"> </w:t>
+      </w:r>
+      <w:r>
+        <w:t xml:space="preserve">and it does not display an equivalent form.</w:t>
+      </w:r>
+      <w:r>
+        <w:t xml:space="preserve"> </w:t>
+      </w:r>
+      <w:r>
+        <w:t xml:space="preserve">It does not state that the defined concept is the same as, or equivalent to, another concept either.</w:t>
+      </w:r>
+      <w:r>
+        <w:t xml:space="preserve"> </w:t>
+      </w:r>
+      <w:r>
+        <w:t xml:space="preserve">State each equality between expressions, and each equivalence between concepts,</w:t>
+      </w:r>
+      <w:r>
+        <w:t xml:space="preserve"> </w:t>
+      </w:r>
+      <w:r>
+        <w:t xml:space="preserve">in its own result (a theorem, lemma, corollary or proposition) after the definition.</w:t>
+      </w:r>
+      <w:r>
+        <w:t xml:space="preserve"> </w:t>
+      </w:r>
+      <w:r>
+        <w:t xml:space="preserve">For example, define the residual</w:t>
+      </w:r>
+      <w:r>
+        <w:t xml:space="preserve"> </w:t>
+      </w:r>
+      <w:hyperlink r:id="rId17">
         <w:r>
-          <w:t xml:space="preserve"> </w:t>
+          <w:rPr>
+            <w:rStyle w:val="Hyperlink"/>
+          </w:rPr>
+          <w:t xml:space="preserve">variance</w:t>
         </w:r>
-      </w:ins>
-      <w:ins w:id="5" w:author="PR Preview" w:date="2026-01-01T00:00:00Z">
-        <w:r>
-          <w:t xml:space="preserve">A definition div displays one equation,</w:t>
-        </w:r>
-      </w:ins>
-      <w:ins w:id="6" w:author="PR Preview" w:date="2026-01-01T00:00:00Z">
-        <w:r>
-          <w:t xml:space="preserve"> </w:t>
-        </w:r>
-      </w:ins>
-      <w:ins w:id="7" w:author="PR Preview" w:date="2026-01-01T00:00:00Z">
-        <w:r>
-          <w:t xml:space="preserve">the one that links the symbol of the defined</w:t>
-        </w:r>
-      </w:ins>
-      <w:ins w:id="8" w:author="PR Preview" w:date="2026-01-01T00:00:00Z">
-        <w:r>
-          <w:t xml:space="preserve"> </w:t>
-        </w:r>
-      </w:ins>
-      <w:hyperlink w:anchor="def-term">
-        <w:ins w:id="9" w:author="PR Preview" w:date="2026-01-01T00:00:00Z">
-          <w:r>
-            <w:rPr>
-              <w:rStyle w:val="Hyperlink"/>
-            </w:rPr>
-            <w:t xml:space="preserve">term</w:t>
-          </w:r>
-        </w:ins>
       </w:hyperlink>
-      <w:ins w:id="10" w:author="PR Preview" w:date="2026-01-01T00:00:00Z">
-        <w:r>
-          <w:t xml:space="preserve"> </w:t>
-        </w:r>
-      </w:ins>
-      <w:ins w:id="11" w:author="PR Preview" w:date="2026-01-01T00:00:00Z">
-        <w:r>
-          <w:t xml:space="preserve">to its definitional expression.</w:t>
-        </w:r>
-      </w:ins>
-      <w:ins w:id="12" w:author="PR Preview" w:date="2026-01-01T00:00:00Z">
-        <w:r>
-          <w:t xml:space="preserve"> </w:t>
-        </w:r>
-      </w:ins>
-      <w:ins w:id="13" w:author="PR Preview" w:date="2026-01-01T00:00:00Z">
-        <w:r>
-          <w:t xml:space="preserve">It does not display a chain of equal expressions,</w:t>
-        </w:r>
-      </w:ins>
-      <w:ins w:id="14" w:author="PR Preview" w:date="2026-01-01T00:00:00Z">
-        <w:r>
-          <w:t xml:space="preserve"> </w:t>
-        </w:r>
-      </w:ins>
-      <w:ins w:id="15" w:author="PR Preview" w:date="2026-01-01T00:00:00Z">
-        <w:r>
-          <w:t xml:space="preserve">and it does not display an equivalent form.</w:t>
-        </w:r>
-      </w:ins>
-      <w:ins w:id="16" w:author="PR Preview" w:date="2026-01-01T00:00:00Z">
-        <w:r>
-          <w:t xml:space="preserve"> </w:t>
-        </w:r>
-      </w:ins>
-      <w:ins w:id="17" w:author="PR Preview" w:date="2026-01-01T00:00:00Z">
-        <w:r>
-          <w:t xml:space="preserve">It does not state that the defined concept is the same as, or equivalent to, another concept either.</w:t>
-        </w:r>
-      </w:ins>
-      <w:ins w:id="18" w:author="PR Preview" w:date="2026-01-01T00:00:00Z">
-        <w:r>
-          <w:t xml:space="preserve"> </w:t>
-        </w:r>
-      </w:ins>
-      <w:ins w:id="19" w:author="PR Preview" w:date="2026-01-01T00:00:00Z">
-        <w:r>
-          <w:t xml:space="preserve">State each equality between expressions, and each equivalence between concepts,</w:t>
-        </w:r>
-      </w:ins>
-      <w:ins w:id="20" w:author="PR Preview" w:date="2026-01-01T00:00:00Z">
-        <w:r>
-          <w:t xml:space="preserve"> </w:t>
-        </w:r>
-      </w:ins>
-      <w:ins w:id="21" w:author="PR Preview" w:date="2026-01-01T00:00:00Z">
-        <w:r>
-          <w:t xml:space="preserve">in its own result (a theorem, lemma, corollary or proposition) after the definition.</w:t>
-        </w:r>
-      </w:ins>
-      <w:ins w:id="22" w:author="PR Preview" w:date="2026-01-01T00:00:00Z">
-        <w:r>
-          <w:t xml:space="preserve"> </w:t>
-        </w:r>
-      </w:ins>
-      <w:ins w:id="23" w:author="PR Preview" w:date="2026-01-01T00:00:00Z">
-        <w:r>
-          <w:t xml:space="preserve">For example, define the residual</w:t>
-        </w:r>
-      </w:ins>
-      <w:ins w:id="24" w:author="PR Preview" w:date="2026-01-01T00:00:00Z">
-        <w:r>
-          <w:t xml:space="preserve"> </w:t>
-        </w:r>
-      </w:ins>
-      <w:hyperlink r:id="rId17">
-        <w:ins w:id="25" w:author="PR Preview" w:date="2026-01-01T00:00:00Z">
-          <w:r>
-            <w:rPr>
-              <w:rStyle w:val="Hyperlink"/>
-            </w:rPr>
-            <w:t xml:space="preserve">variance</w:t>
-          </w:r>
-        </w:ins>
-      </w:hyperlink>
-      <w:ins w:id="26" w:author="PR Preview" w:date="2026-01-01T00:00:00Z">
-        <w:r>
-          <w:t xml:space="preserve"> </w:t>
-        </w:r>
-      </w:ins>
-      <w:ins w:id="27" w:author="PR Preview" w:date="2026-01-01T00:00:00Z">
-        <w:r>
-          <w:t xml:space="preserve">at</w:t>
-        </w:r>
-      </w:ins>
-      <w:ins w:id="28" w:author="PR Preview" w:date="2026-01-01T00:00:00Z">
-        <w:r>
-          <w:t xml:space="preserve"> </w:t>
-        </w:r>
-      </w:ins>
+      <w:r>
+        <w:t xml:space="preserve"> </w:t>
+      </w:r>
+      <w:r>
+        <w:t xml:space="preserve">at</w:t>
+      </w:r>
+      <w:r>
+        <w:t xml:space="preserve"> </w:t>
+      </w:r>
       <m:oMath>
         <m:r>
           <m:t>x</m:t>
         </m:r>
       </m:oMath>
-      <w:ins w:id="29" w:author="PR Preview" w:date="2026-01-01T00:00:00Z">
-        <w:r>
-          <w:t xml:space="preserve"> </w:t>
-        </w:r>
-      </w:ins>
-      <w:ins w:id="30" w:author="PR Preview" w:date="2026-01-01T00:00:00Z">
-        <w:r>
-          <w:t xml:space="preserve">as</w:t>
-        </w:r>
-      </w:ins>
-      <w:ins w:id="31" w:author="PR Preview" w:date="2026-01-01T00:00:00Z">
-        <w:r>
-          <w:t xml:space="preserve"> </w:t>
-        </w:r>
-      </w:ins>
+      <w:r>
+        <w:t xml:space="preserve"> </w:t>
+      </w:r>
+      <w:r>
+        <w:t xml:space="preserve">as</w:t>
+      </w:r>
+      <w:r>
+        <w:t xml:space="preserve"> </w:t>
+      </w:r>
       <m:oMath>
         <m:sSup>
           <m:e>
@@ -2309,26 +2251,18 @@
           <m:t>​</m:t>
         </m:r>
       </m:oMath>
-      <w:ins w:id="32" w:author="PR Preview" w:date="2026-01-01T00:00:00Z">
-        <w:r>
-          <w:t xml:space="preserve">,</w:t>
-        </w:r>
-      </w:ins>
-      <w:ins w:id="33" w:author="PR Preview" w:date="2026-01-01T00:00:00Z">
-        <w:r>
-          <w:t xml:space="preserve"> </w:t>
-        </w:r>
-      </w:ins>
-      <w:ins w:id="34" w:author="PR Preview" w:date="2026-01-01T00:00:00Z">
-        <w:r>
-          <w:t xml:space="preserve">then state</w:t>
-        </w:r>
-      </w:ins>
-      <w:ins w:id="35" w:author="PR Preview" w:date="2026-01-01T00:00:00Z">
-        <w:r>
-          <w:t xml:space="preserve"> </w:t>
-        </w:r>
-      </w:ins>
+      <w:r>
+        <w:t xml:space="preserve">,</w:t>
+      </w:r>
+      <w:r>
+        <w:t xml:space="preserve"> </w:t>
+      </w:r>
+      <w:r>
+        <w:t xml:space="preserve">then state</w:t>
+      </w:r>
+      <w:r>
+        <w:t xml:space="preserve"> </w:t>
+      </w:r>
       <m:oMath>
         <m:sSup>
           <m:e>
@@ -2392,31 +2326,21 @@
           <m:t>​</m:t>
         </m:r>
       </m:oMath>
-      <w:ins w:id="36" w:author="PR Preview" w:date="2026-01-01T00:00:00Z">
-        <w:r>
-          <w:t xml:space="preserve"> </w:t>
-        </w:r>
-      </w:ins>
-      <w:ins w:id="37" w:author="PR Preview" w:date="2026-01-01T00:00:00Z">
-        <w:r>
-          <w:t xml:space="preserve">as a result.</w:t>
-        </w:r>
-      </w:ins>
-      <w:ins w:id="38" w:author="PR Preview" w:date="2026-01-01T00:00:00Z">
-        <w:r>
-          <w:t xml:space="preserve"> </w:t>
-        </w:r>
-      </w:ins>
-      <w:ins w:id="39" w:author="PR Preview" w:date="2026-01-01T00:00:00Z">
-        <w:r>
-          <w:t xml:space="preserve">A definition that also shows</w:t>
-        </w:r>
-      </w:ins>
-      <w:ins w:id="40" w:author="PR Preview" w:date="2026-01-01T00:00:00Z">
-        <w:r>
-          <w:t xml:space="preserve"> </w:t>
-        </w:r>
-      </w:ins>
+      <w:r>
+        <w:t xml:space="preserve"> </w:t>
+      </w:r>
+      <w:r>
+        <w:t xml:space="preserve">as a result.</w:t>
+      </w:r>
+      <w:r>
+        <w:t xml:space="preserve"> </w:t>
+      </w:r>
+      <w:r>
+        <w:t xml:space="preserve">A definition that also shows</w:t>
+      </w:r>
+      <w:r>
+        <w:t xml:space="preserve"> </w:t>
+      </w:r>
       <m:oMath>
         <m:r>
           <m:rPr>
@@ -2468,66 +2392,42 @@
           <m:t>​</m:t>
         </m:r>
       </m:oMath>
-      <w:ins w:id="41" w:author="PR Preview" w:date="2026-01-01T00:00:00Z">
-        <w:r>
-          <w:t xml:space="preserve"> </w:t>
-        </w:r>
-      </w:ins>
-      <w:ins w:id="42" w:author="PR Preview" w:date="2026-01-01T00:00:00Z">
-        <w:r>
-          <w:t xml:space="preserve">asserts a result without a statement or a proof,</w:t>
-        </w:r>
-      </w:ins>
-      <w:ins w:id="43" w:author="PR Preview" w:date="2026-01-01T00:00:00Z">
-        <w:r>
-          <w:t xml:space="preserve"> </w:t>
-        </w:r>
-      </w:ins>
-      <w:ins w:id="44" w:author="PR Preview" w:date="2026-01-01T00:00:00Z">
-        <w:r>
-          <w:t xml:space="preserve">and the reader cannot tell which equality is the definition.</w:t>
-        </w:r>
-      </w:ins>
-      <w:ins w:id="45" w:author="PR Preview" w:date="2026-01-01T00:00:00Z">
-        <w:r>
-          <w:t xml:space="preserve"> </w:t>
-        </w:r>
-      </w:ins>
-      <w:ins w:id="46" w:author="PR Preview" w:date="2026-01-01T00:00:00Z">
-        <w:r>
-          <w:t xml:space="preserve">The same holds for a sentence:</w:t>
-        </w:r>
-      </w:ins>
-      <w:ins w:id="47" w:author="PR Preview" w:date="2026-01-01T00:00:00Z">
-        <w:r>
-          <w:t xml:space="preserve"> </w:t>
-        </w:r>
-      </w:ins>
-      <w:ins w:id="48" w:author="PR Preview" w:date="2026-01-01T00:00:00Z">
-        <w:r>
-          <w:t xml:space="preserve">a definition that adds</w:t>
-        </w:r>
-      </w:ins>
-      <w:ins w:id="49" w:author="PR Preview" w:date="2026-01-01T00:00:00Z">
-        <w:r>
-          <w:t xml:space="preserve"> </w:t>
-        </w:r>
-      </w:ins>
-      <w:ins w:id="50" w:author="PR Preview" w:date="2026-01-01T00:00:00Z">
-        <w:r>
-          <w:t xml:space="preserve">“equivalently, the variance of the outcome given the covariates”</w:t>
-        </w:r>
-      </w:ins>
-      <w:ins w:id="51" w:author="PR Preview" w:date="2026-01-01T00:00:00Z">
-        <w:r>
-          <w:t xml:space="preserve"> </w:t>
-        </w:r>
-      </w:ins>
-      <w:ins w:id="52" w:author="PR Preview" w:date="2026-01-01T00:00:00Z">
-        <w:r>
-          <w:t xml:space="preserve">states a result, so it belongs in one.</w:t>
-        </w:r>
-      </w:ins>
+      <w:r>
+        <w:t xml:space="preserve"> </w:t>
+      </w:r>
+      <w:r>
+        <w:t xml:space="preserve">asserts a result without a statement or a proof,</w:t>
+      </w:r>
+      <w:r>
+        <w:t xml:space="preserve"> </w:t>
+      </w:r>
+      <w:r>
+        <w:t xml:space="preserve">and the reader cannot tell which equality is the definition.</w:t>
+      </w:r>
+      <w:r>
+        <w:t xml:space="preserve"> </w:t>
+      </w:r>
+      <w:r>
+        <w:t xml:space="preserve">The same holds for a sentence:</w:t>
+      </w:r>
+      <w:r>
+        <w:t xml:space="preserve"> </w:t>
+      </w:r>
+      <w:r>
+        <w:t xml:space="preserve">a definition that adds</w:t>
+      </w:r>
+      <w:r>
+        <w:t xml:space="preserve"> </w:t>
+      </w:r>
+      <w:r>
+        <w:t xml:space="preserve">“equivalently, the variance of the outcome given the covariates”</w:t>
+      </w:r>
+      <w:r>
+        <w:t xml:space="preserve"> </w:t>
+      </w:r>
+      <w:r>
+        <w:t xml:space="preserve">states a result, so it belongs in one.</w:t>
+      </w:r>
     </w:p>
     <w:p>
       <w:pPr>
@@ -2536,105 +2436,71 @@
           <w:numId w:val="1001"/>
         </w:numPr>
       </w:pPr>
-      <w:ins w:id="53" w:author="PR Preview" w:date="2026-01-01T00:00:00Z">
+      <w:r>
+        <w:rPr>
+          <w:b/>
+          <w:bCs/>
+        </w:rPr>
+        <w:t xml:space="preserve">Write both sides of a definition in the same notation:</w:t>
+      </w:r>
+      <w:r>
+        <w:t xml:space="preserve"> </w:t>
+      </w:r>
+      <w:r>
+        <w:t xml:space="preserve">The symbol on the left names an object,</w:t>
+      </w:r>
+      <w:r>
+        <w:t xml:space="preserve"> </w:t>
+      </w:r>
+      <w:r>
+        <w:t xml:space="preserve">and the right side expands that object’s own definition.</w:t>
+      </w:r>
+      <w:r>
+        <w:t xml:space="preserve"> </w:t>
+      </w:r>
+      <w:r>
+        <w:t xml:space="preserve">It does not describe the object in another way,</w:t>
+      </w:r>
+      <w:r>
+        <w:t xml:space="preserve"> </w:t>
+      </w:r>
+      <w:r>
+        <w:t xml:space="preserve">because the step from one description to the other is a result.</w:t>
+      </w:r>
+      <w:r>
+        <w:t xml:space="preserve"> </w:t>
+      </w:r>
+      <w:r>
+        <w:t xml:space="preserve">For example, with the conditional expectation</w:t>
+      </w:r>
+      <w:r>
+        <w:t xml:space="preserve"> </w:t>
+      </w:r>
+      <w:hyperlink r:id="rId16">
         <w:r>
           <w:rPr>
-            <w:b/>
-            <w:bCs/>
+            <w:rStyle w:val="Hyperlink"/>
           </w:rPr>
-          <w:t xml:space="preserve">Write both sides of a definition in the same notation:</w:t>
+          <w:t xml:space="preserve">function</w:t>
         </w:r>
-      </w:ins>
-      <w:ins w:id="54" w:author="PR Preview" w:date="2026-01-01T00:00:00Z">
-        <w:r>
-          <w:t xml:space="preserve"> </w:t>
-        </w:r>
-      </w:ins>
-      <w:ins w:id="55" w:author="PR Preview" w:date="2026-01-01T00:00:00Z">
-        <w:r>
-          <w:t xml:space="preserve">The symbol on the left names an object,</w:t>
-        </w:r>
-      </w:ins>
-      <w:ins w:id="56" w:author="PR Preview" w:date="2026-01-01T00:00:00Z">
-        <w:r>
-          <w:t xml:space="preserve"> </w:t>
-        </w:r>
-      </w:ins>
-      <w:ins w:id="57" w:author="PR Preview" w:date="2026-01-01T00:00:00Z">
-        <w:r>
-          <w:t xml:space="preserve">and the right side expands that object’s own definition.</w:t>
-        </w:r>
-      </w:ins>
-      <w:ins w:id="58" w:author="PR Preview" w:date="2026-01-01T00:00:00Z">
-        <w:r>
-          <w:t xml:space="preserve"> </w:t>
-        </w:r>
-      </w:ins>
-      <w:ins w:id="59" w:author="PR Preview" w:date="2026-01-01T00:00:00Z">
-        <w:r>
-          <w:t xml:space="preserve">It does not describe the object in another way,</w:t>
-        </w:r>
-      </w:ins>
-      <w:ins w:id="60" w:author="PR Preview" w:date="2026-01-01T00:00:00Z">
-        <w:r>
-          <w:t xml:space="preserve"> </w:t>
-        </w:r>
-      </w:ins>
-      <w:ins w:id="61" w:author="PR Preview" w:date="2026-01-01T00:00:00Z">
-        <w:r>
-          <w:t xml:space="preserve">because the step from one description to the other is a result.</w:t>
-        </w:r>
-      </w:ins>
-      <w:ins w:id="62" w:author="PR Preview" w:date="2026-01-01T00:00:00Z">
-        <w:r>
-          <w:t xml:space="preserve"> </w:t>
-        </w:r>
-      </w:ins>
-      <w:ins w:id="63" w:author="PR Preview" w:date="2026-01-01T00:00:00Z">
-        <w:r>
-          <w:t xml:space="preserve">For example, with the conditional expectation</w:t>
-        </w:r>
-      </w:ins>
-      <w:ins w:id="64" w:author="PR Preview" w:date="2026-01-01T00:00:00Z">
-        <w:r>
-          <w:t xml:space="preserve"> </w:t>
-        </w:r>
-      </w:ins>
-      <w:hyperlink r:id="rId16">
-        <w:ins w:id="65" w:author="PR Preview" w:date="2026-01-01T00:00:00Z">
-          <w:r>
-            <w:rPr>
-              <w:rStyle w:val="Hyperlink"/>
-            </w:rPr>
-            <w:t xml:space="preserve">function</w:t>
-          </w:r>
-        </w:ins>
       </w:hyperlink>
-      <w:ins w:id="66" w:author="PR Preview" w:date="2026-01-01T00:00:00Z">
-        <w:r>
-          <w:t xml:space="preserve"> </w:t>
-        </w:r>
-      </w:ins>
+      <w:r>
+        <w:t xml:space="preserve"> </w:t>
+      </w:r>
       <m:oMath>
         <m:r>
           <m:t>μ</m:t>
         </m:r>
       </m:oMath>
-      <w:ins w:id="67" w:author="PR Preview" w:date="2026-01-01T00:00:00Z">
-        <w:r>
-          <w:t xml:space="preserve"> </w:t>
-        </w:r>
-      </w:ins>
-      <w:ins w:id="68" w:author="PR Preview" w:date="2026-01-01T00:00:00Z">
-        <w:r>
-          <w:t xml:space="preserve">and its prediction error</w:t>
-        </w:r>
-      </w:ins>
-      <w:ins w:id="69" w:author="PR Preview" w:date="2026-01-01T00:00:00Z">
-        <w:r>
-          <w:t xml:space="preserve"> </w:t>
-        </w:r>
-      </w:ins>
+      <w:r>
+        <w:t xml:space="preserve"> </w:t>
+      </w:r>
+      <w:r>
+        <w:t xml:space="preserve">and its prediction error</w:t>
+      </w:r>
+      <w:r>
+        <w:t xml:space="preserve"> </w:t>
+      </w:r>
       <m:oMath>
         <m:sSub>
           <m:e>
@@ -2672,26 +2538,18 @@
           <m:t>​</m:t>
         </m:r>
       </m:oMath>
-      <w:ins w:id="70" w:author="PR Preview" w:date="2026-01-01T00:00:00Z">
-        <w:r>
-          <w:t xml:space="preserve">,</w:t>
-        </w:r>
-      </w:ins>
-      <w:ins w:id="71" w:author="PR Preview" w:date="2026-01-01T00:00:00Z">
-        <w:r>
-          <w:t xml:space="preserve"> </w:t>
-        </w:r>
-      </w:ins>
-      <w:ins w:id="72" w:author="PR Preview" w:date="2026-01-01T00:00:00Z">
-        <w:r>
-          <w:t xml:space="preserve">define the residual risk as</w:t>
-        </w:r>
-      </w:ins>
-      <w:ins w:id="73" w:author="PR Preview" w:date="2026-01-01T00:00:00Z">
-        <w:r>
-          <w:t xml:space="preserve"> </w:t>
-        </w:r>
-      </w:ins>
+      <w:r>
+        <w:t xml:space="preserve">,</w:t>
+      </w:r>
+      <w:r>
+        <w:t xml:space="preserve"> </w:t>
+      </w:r>
+      <w:r>
+        <w:t xml:space="preserve">define the residual risk as</w:t>
+      </w:r>
+      <w:r>
+        <w:t xml:space="preserve"> </w:t>
+      </w:r>
       <m:oMath>
         <m:r>
           <m:t>R</m:t>
@@ -2805,26 +2663,18 @@
           <m:t>​</m:t>
         </m:r>
       </m:oMath>
-      <w:ins w:id="74" w:author="PR Preview" w:date="2026-01-01T00:00:00Z">
-        <w:r>
-          <w:t xml:space="preserve">,</w:t>
-        </w:r>
-      </w:ins>
-      <w:ins w:id="75" w:author="PR Preview" w:date="2026-01-01T00:00:00Z">
-        <w:r>
-          <w:t xml:space="preserve"> </w:t>
-        </w:r>
-      </w:ins>
-      <w:ins w:id="76" w:author="PR Preview" w:date="2026-01-01T00:00:00Z">
-        <w:r>
-          <w:t xml:space="preserve">not as</w:t>
-        </w:r>
-      </w:ins>
-      <w:ins w:id="77" w:author="PR Preview" w:date="2026-01-01T00:00:00Z">
-        <w:r>
-          <w:t xml:space="preserve"> </w:t>
-        </w:r>
-      </w:ins>
+      <w:r>
+        <w:t xml:space="preserve">,</w:t>
+      </w:r>
+      <w:r>
+        <w:t xml:space="preserve"> </w:t>
+      </w:r>
+      <w:r>
+        <w:t xml:space="preserve">not as</w:t>
+      </w:r>
+      <w:r>
+        <w:t xml:space="preserve"> </w:t>
+      </w:r>
       <m:oMath>
         <m:r>
           <m:t>R</m:t>
@@ -2947,71 +2797,47 @@
           <m:t>​</m:t>
         </m:r>
       </m:oMath>
-      <w:ins w:id="78" w:author="PR Preview" w:date="2026-01-01T00:00:00Z">
-        <w:r>
-          <w:t xml:space="preserve">.</w:t>
-        </w:r>
-      </w:ins>
-      <w:ins w:id="79" w:author="PR Preview" w:date="2026-01-01T00:00:00Z">
-        <w:r>
-          <w:t xml:space="preserve"> </w:t>
-        </w:r>
-      </w:ins>
-      <w:ins w:id="80" w:author="PR Preview" w:date="2026-01-01T00:00:00Z">
-        <w:r>
-          <w:t xml:space="preserve">The second form spells the function</w:t>
-        </w:r>
-      </w:ins>
-      <w:ins w:id="81" w:author="PR Preview" w:date="2026-01-01T00:00:00Z">
-        <w:r>
-          <w:t xml:space="preserve"> </w:t>
-        </w:r>
-      </w:ins>
+      <w:r>
+        <w:t xml:space="preserve">.</w:t>
+      </w:r>
+      <w:r>
+        <w:t xml:space="preserve"> </w:t>
+      </w:r>
+      <w:r>
+        <w:t xml:space="preserve">The second form spells the function</w:t>
+      </w:r>
+      <w:r>
+        <w:t xml:space="preserve"> </w:t>
+      </w:r>
       <m:oMath>
         <m:r>
           <m:t>μ</m:t>
         </m:r>
       </m:oMath>
-      <w:ins w:id="82" w:author="PR Preview" w:date="2026-01-01T00:00:00Z">
-        <w:r>
-          <w:t xml:space="preserve"> </w:t>
-        </w:r>
-      </w:ins>
-      <w:ins w:id="83" w:author="PR Preview" w:date="2026-01-01T00:00:00Z">
-        <w:r>
-          <w:t xml:space="preserve">out on the right</w:t>
-        </w:r>
-      </w:ins>
-      <w:ins w:id="84" w:author="PR Preview" w:date="2026-01-01T00:00:00Z">
-        <w:r>
-          <w:t xml:space="preserve"> </w:t>
-        </w:r>
-      </w:ins>
-      <w:ins w:id="85" w:author="PR Preview" w:date="2026-01-01T00:00:00Z">
-        <w:r>
-          <w:t xml:space="preserve">but names it on the left,</w:t>
-        </w:r>
-      </w:ins>
-      <w:ins w:id="86" w:author="PR Preview" w:date="2026-01-01T00:00:00Z">
-        <w:r>
-          <w:t xml:space="preserve"> </w:t>
-        </w:r>
-      </w:ins>
-      <w:ins w:id="87" w:author="PR Preview" w:date="2026-01-01T00:00:00Z">
-        <w:r>
-          <w:t xml:space="preserve">so a reader cannot tell whether the two sides describe the same object.</w:t>
-        </w:r>
-      </w:ins>
-      <w:ins w:id="88" w:author="PR Preview" w:date="2026-01-01T00:00:00Z">
-        <w:r>
-          <w:t xml:space="preserve"> </w:t>
-        </w:r>
-      </w:ins>
-      <w:ins w:id="89" w:author="PR Preview" w:date="2026-01-01T00:00:00Z">
-        <w:r>
-          <w:t xml:space="preserve">Derive the second form from the first in a proof.</w:t>
-        </w:r>
-      </w:ins>
+      <w:r>
+        <w:t xml:space="preserve"> </w:t>
+      </w:r>
+      <w:r>
+        <w:t xml:space="preserve">out on the right</w:t>
+      </w:r>
+      <w:r>
+        <w:t xml:space="preserve"> </w:t>
+      </w:r>
+      <w:r>
+        <w:t xml:space="preserve">but names it on the left,</w:t>
+      </w:r>
+      <w:r>
+        <w:t xml:space="preserve"> </w:t>
+      </w:r>
+      <w:r>
+        <w:t xml:space="preserve">so a reader cannot tell whether the two sides describe the same object.</w:t>
+      </w:r>
+      <w:r>
+        <w:t xml:space="preserve"> </w:t>
+      </w:r>
+      <w:r>
+        <w:t xml:space="preserve">Derive the second form from the first in a proof.</w:t>
+      </w:r>
     </w:p>
     <w:p>
       <w:pPr>
@@ -3020,130 +2846,88 @@
           <w:numId w:val="1001"/>
         </w:numPr>
       </w:pPr>
-      <w:ins w:id="90" w:author="PR Preview" w:date="2026-01-01T00:00:00Z">
+      <w:r>
+        <w:rPr>
+          <w:b/>
+          <w:bCs/>
+        </w:rPr>
+        <w:t xml:space="preserve">Reuse the notation and the concept names of the result that introduces an object:</w:t>
+      </w:r>
+      <w:r>
+        <w:t xml:space="preserve"> </w:t>
+      </w:r>
+      <w:r>
+        <w:t xml:space="preserve">When an earlier theorem names an object,</w:t>
+      </w:r>
+      <w:r>
+        <w:t xml:space="preserve"> </w:t>
+      </w:r>
+      <w:r>
+        <w:t xml:space="preserve">every later definition about it uses the same symbols and the same concept.</w:t>
+      </w:r>
+      <w:r>
+        <w:t xml:space="preserve"> </w:t>
+      </w:r>
+      <w:r>
+        <w:t xml:space="preserve">Do not coin an alias symbol or a synonym</w:t>
+      </w:r>
+      <w:r>
+        <w:t xml:space="preserve"> </w:t>
+      </w:r>
+      <w:hyperlink w:anchor="def-term">
         <w:r>
           <w:rPr>
-            <w:b/>
-            <w:bCs/>
+            <w:rStyle w:val="Hyperlink"/>
           </w:rPr>
-          <w:t xml:space="preserve">Reuse the notation and the concept names of the result that introduces an object:</w:t>
+          <w:t xml:space="preserve">term</w:t>
         </w:r>
-      </w:ins>
-      <w:ins w:id="91" w:author="PR Preview" w:date="2026-01-01T00:00:00Z">
+      </w:hyperlink>
+      <w:r>
+        <w:t xml:space="preserve"> </w:t>
+      </w:r>
+      <w:r>
+        <w:t xml:space="preserve">for it.</w:t>
+      </w:r>
+      <w:r>
+        <w:t xml:space="preserve"> </w:t>
+      </w:r>
+      <w:r>
+        <w:t xml:space="preserve">For example, a theorem that decomposes the squared-error risk</w:t>
+      </w:r>
+      <w:r>
+        <w:t xml:space="preserve"> </w:t>
+      </w:r>
+      <w:r>
+        <w:t xml:space="preserve">and names the minimizing</w:t>
+      </w:r>
+      <w:r>
+        <w:t xml:space="preserve"> </w:t>
+      </w:r>
+      <w:hyperlink r:id="rId16">
         <w:r>
-          <w:t xml:space="preserve"> </w:t>
+          <w:rPr>
+            <w:rStyle w:val="Hyperlink"/>
+          </w:rPr>
+          <w:t xml:space="preserve">function</w:t>
         </w:r>
-      </w:ins>
-      <w:ins w:id="92" w:author="PR Preview" w:date="2026-01-01T00:00:00Z">
-        <w:r>
-          <w:t xml:space="preserve">When an earlier theorem names an object,</w:t>
-        </w:r>
-      </w:ins>
-      <w:ins w:id="93" w:author="PR Preview" w:date="2026-01-01T00:00:00Z">
-        <w:r>
-          <w:t xml:space="preserve"> </w:t>
-        </w:r>
-      </w:ins>
-      <w:ins w:id="94" w:author="PR Preview" w:date="2026-01-01T00:00:00Z">
-        <w:r>
-          <w:t xml:space="preserve">every later definition about it uses the same symbols and the same concept.</w:t>
-        </w:r>
-      </w:ins>
-      <w:ins w:id="95" w:author="PR Preview" w:date="2026-01-01T00:00:00Z">
-        <w:r>
-          <w:t xml:space="preserve"> </w:t>
-        </w:r>
-      </w:ins>
-      <w:ins w:id="96" w:author="PR Preview" w:date="2026-01-01T00:00:00Z">
-        <w:r>
-          <w:t xml:space="preserve">Do not coin an alias symbol or a synonym</w:t>
-        </w:r>
-      </w:ins>
-      <w:ins w:id="97" w:author="PR Preview" w:date="2026-01-01T00:00:00Z">
-        <w:r>
-          <w:t xml:space="preserve"> </w:t>
-        </w:r>
-      </w:ins>
-      <w:hyperlink w:anchor="def-term">
-        <w:ins w:id="98" w:author="PR Preview" w:date="2026-01-01T00:00:00Z">
-          <w:r>
-            <w:rPr>
-              <w:rStyle w:val="Hyperlink"/>
-            </w:rPr>
-            <w:t xml:space="preserve">term</w:t>
-          </w:r>
-        </w:ins>
       </w:hyperlink>
-      <w:ins w:id="99" w:author="PR Preview" w:date="2026-01-01T00:00:00Z">
-        <w:r>
-          <w:t xml:space="preserve"> </w:t>
-        </w:r>
-      </w:ins>
-      <w:ins w:id="100" w:author="PR Preview" w:date="2026-01-01T00:00:00Z">
-        <w:r>
-          <w:t xml:space="preserve">for it.</w:t>
-        </w:r>
-      </w:ins>
-      <w:ins w:id="101" w:author="PR Preview" w:date="2026-01-01T00:00:00Z">
-        <w:r>
-          <w:t xml:space="preserve"> </w:t>
-        </w:r>
-      </w:ins>
-      <w:ins w:id="102" w:author="PR Preview" w:date="2026-01-01T00:00:00Z">
-        <w:r>
-          <w:t xml:space="preserve">For example, a theorem that decomposes the squared-error risk</w:t>
-        </w:r>
-      </w:ins>
-      <w:ins w:id="103" w:author="PR Preview" w:date="2026-01-01T00:00:00Z">
-        <w:r>
-          <w:t xml:space="preserve"> </w:t>
-        </w:r>
-      </w:ins>
-      <w:ins w:id="104" w:author="PR Preview" w:date="2026-01-01T00:00:00Z">
-        <w:r>
-          <w:t xml:space="preserve">and names the minimizing</w:t>
-        </w:r>
-      </w:ins>
-      <w:ins w:id="105" w:author="PR Preview" w:date="2026-01-01T00:00:00Z">
-        <w:r>
-          <w:t xml:space="preserve"> </w:t>
-        </w:r>
-      </w:ins>
-      <w:hyperlink r:id="rId16">
-        <w:ins w:id="106" w:author="PR Preview" w:date="2026-01-01T00:00:00Z">
-          <w:r>
-            <w:rPr>
-              <w:rStyle w:val="Hyperlink"/>
-            </w:rPr>
-            <w:t xml:space="preserve">function</w:t>
-          </w:r>
-        </w:ins>
-      </w:hyperlink>
-      <w:ins w:id="107" w:author="PR Preview" w:date="2026-01-01T00:00:00Z">
-        <w:r>
-          <w:t xml:space="preserve"> </w:t>
-        </w:r>
-      </w:ins>
+      <w:r>
+        <w:t xml:space="preserve"> </w:t>
+      </w:r>
       <m:oMath>
         <m:r>
           <m:t>μ</m:t>
         </m:r>
       </m:oMath>
-      <w:ins w:id="108" w:author="PR Preview" w:date="2026-01-01T00:00:00Z">
-        <w:r>
-          <w:t xml:space="preserve"> </w:t>
-        </w:r>
-      </w:ins>
-      <w:ins w:id="109" w:author="PR Preview" w:date="2026-01-01T00:00:00Z">
-        <w:r>
-          <w:t xml:space="preserve">fixes the residual risk as the risk</w:t>
-        </w:r>
-      </w:ins>
-      <w:ins w:id="110" w:author="PR Preview" w:date="2026-01-01T00:00:00Z">
-        <w:r>
-          <w:t xml:space="preserve"> </w:t>
-        </w:r>
-      </w:ins>
+      <w:r>
+        <w:t xml:space="preserve"> </w:t>
+      </w:r>
+      <w:r>
+        <w:t xml:space="preserve">fixes the residual risk as the risk</w:t>
+      </w:r>
+      <w:r>
+        <w:t xml:space="preserve"> </w:t>
+      </w:r>
       <m:oMath>
         <m:r>
           <m:t>R</m:t>
@@ -3168,36 +2952,24 @@
           <m:t>​</m:t>
         </m:r>
       </m:oMath>
-      <w:ins w:id="111" w:author="PR Preview" w:date="2026-01-01T00:00:00Z">
-        <w:r>
-          <w:t xml:space="preserve"> </w:t>
-        </w:r>
-      </w:ins>
-      <w:ins w:id="112" w:author="PR Preview" w:date="2026-01-01T00:00:00Z">
-        <w:r>
-          <w:t xml:space="preserve">of that function.</w:t>
-        </w:r>
-      </w:ins>
-      <w:ins w:id="113" w:author="PR Preview" w:date="2026-01-01T00:00:00Z">
-        <w:r>
-          <w:t xml:space="preserve"> </w:t>
-        </w:r>
-      </w:ins>
-      <w:ins w:id="114" w:author="PR Preview" w:date="2026-01-01T00:00:00Z">
-        <w:r>
-          <w:t xml:space="preserve">A definition that names the residual risk through a second symbol for the same function</w:t>
-        </w:r>
-      </w:ins>
-      <w:ins w:id="115" w:author="PR Preview" w:date="2026-01-01T00:00:00Z">
-        <w:r>
-          <w:t xml:space="preserve"> </w:t>
-        </w:r>
-      </w:ins>
-      <w:ins w:id="116" w:author="PR Preview" w:date="2026-01-01T00:00:00Z">
-        <w:r>
-          <w:t xml:space="preserve">leaves the reader to check that the two symbols denote one object.</w:t>
-        </w:r>
-      </w:ins>
+      <w:r>
+        <w:t xml:space="preserve"> </w:t>
+      </w:r>
+      <w:r>
+        <w:t xml:space="preserve">of that function.</w:t>
+      </w:r>
+      <w:r>
+        <w:t xml:space="preserve"> </w:t>
+      </w:r>
+      <w:r>
+        <w:t xml:space="preserve">A definition that names the residual risk through a second symbol for the same function</w:t>
+      </w:r>
+      <w:r>
+        <w:t xml:space="preserve"> </w:t>
+      </w:r>
+      <w:r>
+        <w:t xml:space="preserve">leaves the reader to check that the two symbols denote one object.</w:t>
+      </w:r>
     </w:p>
     <w:p>
       <w:pPr>
@@ -3206,155 +2978,103 @@
           <w:numId w:val="1001"/>
         </w:numPr>
       </w:pPr>
-      <w:ins w:id="117" w:author="PR Preview" w:date="2026-01-01T00:00:00Z">
+      <w:r>
+        <w:rPr>
+          <w:b/>
+          <w:bCs/>
+        </w:rPr>
+        <w:t xml:space="preserve">Make a definition as concise as possible:</w:t>
+      </w:r>
+      <w:r>
+        <w:t xml:space="preserve"> </w:t>
+      </w:r>
+      <w:r>
+        <w:t xml:space="preserve">State the</w:t>
+      </w:r>
+      <w:r>
+        <w:t xml:space="preserve"> </w:t>
+      </w:r>
+      <w:hyperlink w:anchor="def-term">
         <w:r>
           <w:rPr>
-            <w:b/>
-            <w:bCs/>
+            <w:rStyle w:val="Hyperlink"/>
           </w:rPr>
-          <w:t xml:space="preserve">Make a definition as concise as possible:</w:t>
+          <w:t xml:space="preserve">term</w:t>
         </w:r>
-      </w:ins>
-      <w:ins w:id="118" w:author="PR Preview" w:date="2026-01-01T00:00:00Z">
+      </w:hyperlink>
+      <w:r>
+        <w:t xml:space="preserve"> </w:t>
+      </w:r>
+      <w:r>
+        <w:t xml:space="preserve">with the fewest words and symbols that fix it exactly.</w:t>
+      </w:r>
+      <w:r>
+        <w:t xml:space="preserve"> </w:t>
+      </w:r>
+      <w:r>
+        <w:t xml:space="preserve">Build on terms that are already defined, and link them,</w:t>
+      </w:r>
+      <w:r>
+        <w:t xml:space="preserve"> </w:t>
+      </w:r>
+      <w:r>
+        <w:t xml:space="preserve">instead of spelling out again what they mean.</w:t>
+      </w:r>
+      <w:r>
+        <w:t xml:space="preserve"> </w:t>
+      </w:r>
+      <w:r>
+        <w:t xml:space="preserve">For example, define a mode of a distribution as an element of the</w:t>
+      </w:r>
+      <w:r>
+        <w:t xml:space="preserve"> </w:t>
+      </w:r>
+      <w:hyperlink r:id="rId18">
         <w:r>
-          <w:t xml:space="preserve"> </w:t>
+          <w:rPr>
+            <w:rStyle w:val="Hyperlink"/>
+          </w:rPr>
+          <w:t xml:space="preserve">argmax</w:t>
         </w:r>
-      </w:ins>
-      <w:ins w:id="119" w:author="PR Preview" w:date="2026-01-01T00:00:00Z">
+      </w:hyperlink>
+      <w:r>
+        <w:t xml:space="preserve"> </w:t>
+      </w:r>
+      <w:r>
+        <w:t xml:space="preserve">of its density or mass</w:t>
+      </w:r>
+      <w:r>
+        <w:t xml:space="preserve"> </w:t>
+      </w:r>
+      <w:hyperlink r:id="rId16">
         <w:r>
-          <w:t xml:space="preserve">State the</w:t>
+          <w:rPr>
+            <w:rStyle w:val="Hyperlink"/>
+          </w:rPr>
+          <w:t xml:space="preserve">function</w:t>
         </w:r>
-      </w:ins>
-      <w:ins w:id="120" w:author="PR Preview" w:date="2026-01-01T00:00:00Z">
-        <w:r>
-          <w:t xml:space="preserve"> </w:t>
-        </w:r>
-      </w:ins>
-      <w:hyperlink w:anchor="def-term">
-        <w:ins w:id="121" w:author="PR Preview" w:date="2026-01-01T00:00:00Z">
-          <w:r>
-            <w:rPr>
-              <w:rStyle w:val="Hyperlink"/>
-            </w:rPr>
-            <w:t xml:space="preserve">term</w:t>
-          </w:r>
-        </w:ins>
       </w:hyperlink>
-      <w:ins w:id="122" w:author="PR Preview" w:date="2026-01-01T00:00:00Z">
-        <w:r>
-          <w:t xml:space="preserve"> </w:t>
-        </w:r>
-      </w:ins>
-      <w:ins w:id="123" w:author="PR Preview" w:date="2026-01-01T00:00:00Z">
-        <w:r>
-          <w:t xml:space="preserve">with the fewest words and symbols that fix it exactly.</w:t>
-        </w:r>
-      </w:ins>
-      <w:ins w:id="124" w:author="PR Preview" w:date="2026-01-01T00:00:00Z">
-        <w:r>
-          <w:t xml:space="preserve"> </w:t>
-        </w:r>
-      </w:ins>
-      <w:ins w:id="125" w:author="PR Preview" w:date="2026-01-01T00:00:00Z">
-        <w:r>
-          <w:t xml:space="preserve">Build on terms that are already defined, and link them,</w:t>
-        </w:r>
-      </w:ins>
-      <w:ins w:id="126" w:author="PR Preview" w:date="2026-01-01T00:00:00Z">
-        <w:r>
-          <w:t xml:space="preserve"> </w:t>
-        </w:r>
-      </w:ins>
-      <w:ins w:id="127" w:author="PR Preview" w:date="2026-01-01T00:00:00Z">
-        <w:r>
-          <w:t xml:space="preserve">instead of spelling out again what they mean.</w:t>
-        </w:r>
-      </w:ins>
-      <w:ins w:id="128" w:author="PR Preview" w:date="2026-01-01T00:00:00Z">
-        <w:r>
-          <w:t xml:space="preserve"> </w:t>
-        </w:r>
-      </w:ins>
-      <w:ins w:id="129" w:author="PR Preview" w:date="2026-01-01T00:00:00Z">
-        <w:r>
-          <w:t xml:space="preserve">For example, define a mode of a distribution as an element of the</w:t>
-        </w:r>
-      </w:ins>
-      <w:ins w:id="130" w:author="PR Preview" w:date="2026-01-01T00:00:00Z">
-        <w:r>
-          <w:t xml:space="preserve"> </w:t>
-        </w:r>
-      </w:ins>
-      <w:hyperlink r:id="rId18">
-        <w:ins w:id="131" w:author="PR Preview" w:date="2026-01-01T00:00:00Z">
-          <w:r>
-            <w:rPr>
-              <w:rStyle w:val="Hyperlink"/>
-            </w:rPr>
-            <w:t xml:space="preserve">argmax</w:t>
-          </w:r>
-        </w:ins>
-      </w:hyperlink>
-      <w:ins w:id="132" w:author="PR Preview" w:date="2026-01-01T00:00:00Z">
-        <w:r>
-          <w:t xml:space="preserve"> </w:t>
-        </w:r>
-      </w:ins>
-      <w:ins w:id="133" w:author="PR Preview" w:date="2026-01-01T00:00:00Z">
-        <w:r>
-          <w:t xml:space="preserve">of its density or mass</w:t>
-        </w:r>
-      </w:ins>
-      <w:ins w:id="134" w:author="PR Preview" w:date="2026-01-01T00:00:00Z">
-        <w:r>
-          <w:t xml:space="preserve"> </w:t>
-        </w:r>
-      </w:ins>
-      <w:hyperlink r:id="rId16">
-        <w:ins w:id="135" w:author="PR Preview" w:date="2026-01-01T00:00:00Z">
-          <w:r>
-            <w:rPr>
-              <w:rStyle w:val="Hyperlink"/>
-            </w:rPr>
-            <w:t xml:space="preserve">function</w:t>
-          </w:r>
-        </w:ins>
-      </w:hyperlink>
-      <w:ins w:id="136" w:author="PR Preview" w:date="2026-01-01T00:00:00Z">
-        <w:r>
-          <w:t xml:space="preserve">,</w:t>
-        </w:r>
-      </w:ins>
-      <w:ins w:id="137" w:author="PR Preview" w:date="2026-01-01T00:00:00Z">
-        <w:r>
-          <w:t xml:space="preserve"> </w:t>
-        </w:r>
-      </w:ins>
-      <w:ins w:id="138" w:author="PR Preview" w:date="2026-01-01T00:00:00Z">
-        <w:r>
-          <w:t xml:space="preserve">not by writing out the inequality that the argmax stands for.</w:t>
-        </w:r>
-      </w:ins>
-      <w:ins w:id="139" w:author="PR Preview" w:date="2026-01-01T00:00:00Z">
-        <w:r>
-          <w:t xml:space="preserve"> </w:t>
-        </w:r>
-      </w:ins>
-      <w:ins w:id="140" w:author="PR Preview" w:date="2026-01-01T00:00:00Z">
-        <w:r>
-          <w:t xml:space="preserve">The inequality belongs in the definition of the argmax, which the reader can follow the link to.</w:t>
-        </w:r>
-      </w:ins>
-      <w:ins w:id="141" w:author="PR Preview" w:date="2026-01-01T00:00:00Z">
-        <w:r>
-          <w:t xml:space="preserve"> </w:t>
-        </w:r>
-      </w:ins>
-      <w:ins w:id="142" w:author="PR Preview" w:date="2026-01-01T00:00:00Z">
-        <w:r>
-          <w:t xml:space="preserve">A definition that restates a linked term is longer to read and drifts from the original if either changes.</w:t>
-        </w:r>
-      </w:ins>
+      <w:r>
+        <w:t xml:space="preserve">,</w:t>
+      </w:r>
+      <w:r>
+        <w:t xml:space="preserve"> </w:t>
+      </w:r>
+      <w:r>
+        <w:t xml:space="preserve">not by writing out the inequality that the argmax stands for.</w:t>
+      </w:r>
+      <w:r>
+        <w:t xml:space="preserve"> </w:t>
+      </w:r>
+      <w:r>
+        <w:t xml:space="preserve">The inequality belongs in the definition of the argmax, which the reader can follow the link to.</w:t>
+      </w:r>
+      <w:r>
+        <w:t xml:space="preserve"> </w:t>
+      </w:r>
+      <w:r>
+        <w:t xml:space="preserve">A definition that restates a linked term is longer to read and drifts from the original if either changes.</w:t>
+      </w:r>
     </w:p>
     <w:p>
       <w:pPr>
@@ -6435,7 +6155,7 @@
           <w:numId w:val="1001"/>
         </w:numPr>
       </w:pPr>
-      <w:ins w:id="143" w:author="PR Preview" w:date="2026-01-01T00:00:00Z">
+      <w:ins w:id="3" w:author="PR Preview" w:date="2026-01-01T00:00:00Z">
         <w:r>
           <w:rPr>
             <w:b/>
@@ -6444,82 +6164,82 @@
           <w:t xml:space="preserve">Tell synonyms from equivalent concepts:</w:t>
         </w:r>
       </w:ins>
-      <w:ins w:id="144" w:author="PR Preview" w:date="2026-01-01T00:00:00Z">
+      <w:ins w:id="4" w:author="PR Preview" w:date="2026-01-01T00:00:00Z">
         <w:r>
           <w:t xml:space="preserve"> </w:t>
         </w:r>
       </w:ins>
-      <w:ins w:id="145" w:author="PR Preview" w:date="2026-01-01T00:00:00Z">
+      <w:ins w:id="5" w:author="PR Preview" w:date="2026-01-01T00:00:00Z">
         <w:r>
           <w:t xml:space="preserve">Only true synonyms share a div title as aliases:</w:t>
         </w:r>
       </w:ins>
-      <w:ins w:id="146" w:author="PR Preview" w:date="2026-01-01T00:00:00Z">
+      <w:ins w:id="6" w:author="PR Preview" w:date="2026-01-01T00:00:00Z">
         <w:r>
           <w:t xml:space="preserve"> </w:t>
         </w:r>
       </w:ins>
-      <w:ins w:id="147" w:author="PR Preview" w:date="2026-01-01T00:00:00Z">
+      <w:ins w:id="7" w:author="PR Preview" w:date="2026-01-01T00:00:00Z">
         <w:r>
           <w:t xml:space="preserve">names for one concept, which has one definition.</w:t>
         </w:r>
       </w:ins>
-      <w:ins w:id="148" w:author="PR Preview" w:date="2026-01-01T00:00:00Z">
+      <w:ins w:id="8" w:author="PR Preview" w:date="2026-01-01T00:00:00Z">
         <w:r>
           <w:t xml:space="preserve"> </w:t>
         </w:r>
       </w:ins>
-      <w:ins w:id="149" w:author="PR Preview" w:date="2026-01-01T00:00:00Z">
+      <w:ins w:id="9" w:author="PR Preview" w:date="2026-01-01T00:00:00Z">
         <w:r>
           <w:t xml:space="preserve">Two concepts that happen to be equivalent are different concepts,</w:t>
         </w:r>
       </w:ins>
-      <w:ins w:id="150" w:author="PR Preview" w:date="2026-01-01T00:00:00Z">
+      <w:ins w:id="10" w:author="PR Preview" w:date="2026-01-01T00:00:00Z">
         <w:r>
           <w:t xml:space="preserve"> </w:t>
         </w:r>
       </w:ins>
-      <w:ins w:id="151" w:author="PR Preview" w:date="2026-01-01T00:00:00Z">
+      <w:ins w:id="11" w:author="PR Preview" w:date="2026-01-01T00:00:00Z">
         <w:r>
           <w:t xml:space="preserve">however often they coincide.</w:t>
         </w:r>
       </w:ins>
-      <w:ins w:id="152" w:author="PR Preview" w:date="2026-01-01T00:00:00Z">
+      <w:ins w:id="12" w:author="PR Preview" w:date="2026-01-01T00:00:00Z">
         <w:r>
           <w:t xml:space="preserve"> </w:t>
         </w:r>
       </w:ins>
-      <w:ins w:id="153" w:author="PR Preview" w:date="2026-01-01T00:00:00Z">
+      <w:ins w:id="13" w:author="PR Preview" w:date="2026-01-01T00:00:00Z">
         <w:r>
           <w:t xml:space="preserve">Give each its own definition, an example after each,</w:t>
         </w:r>
       </w:ins>
-      <w:ins w:id="154" w:author="PR Preview" w:date="2026-01-01T00:00:00Z">
+      <w:ins w:id="14" w:author="PR Preview" w:date="2026-01-01T00:00:00Z">
         <w:r>
           <w:t xml:space="preserve"> </w:t>
         </w:r>
       </w:ins>
-      <w:ins w:id="155" w:author="PR Preview" w:date="2026-01-01T00:00:00Z">
+      <w:ins w:id="15" w:author="PR Preview" w:date="2026-01-01T00:00:00Z">
         <w:r>
           <w:t xml:space="preserve">and a theorem showing that they agree</w:t>
         </w:r>
       </w:ins>
-      <w:ins w:id="156" w:author="PR Preview" w:date="2026-01-01T00:00:00Z">
+      <w:ins w:id="16" w:author="PR Preview" w:date="2026-01-01T00:00:00Z">
         <w:r>
           <w:t xml:space="preserve"> </w:t>
         </w:r>
       </w:ins>
-      <w:ins w:id="157" w:author="PR Preview" w:date="2026-01-01T00:00:00Z">
+      <w:ins w:id="17" w:author="PR Preview" w:date="2026-01-01T00:00:00Z">
         <w:r>
           <w:t xml:space="preserve">(see</w:t>
         </w:r>
       </w:ins>
-      <w:ins w:id="158" w:author="PR Preview" w:date="2026-01-01T00:00:00Z">
+      <w:ins w:id="18" w:author="PR Preview" w:date="2026-01-01T00:00:00Z">
         <w:r>
           <w:t xml:space="preserve"> </w:t>
         </w:r>
       </w:ins>
-      <w:ins w:id="159" w:author="PR Preview" w:date="2026-01-01T00:00:00Z">
+      <w:ins w:id="19" w:author="PR Preview" w:date="2026-01-01T00:00:00Z">
         <w:r>
           <w:rPr>
             <w:i/>
@@ -6528,63 +6248,63 @@
           <w:t xml:space="preserve">Put only the defining equation in a definition, and state equivalences as results</w:t>
         </w:r>
       </w:ins>
-      <w:ins w:id="160" w:author="PR Preview" w:date="2026-01-01T00:00:00Z">
+      <w:ins w:id="20" w:author="PR Preview" w:date="2026-01-01T00:00:00Z">
         <w:r>
           <w:t xml:space="preserve"> </w:t>
         </w:r>
       </w:ins>
-      <w:ins w:id="161" w:author="PR Preview" w:date="2026-01-01T00:00:00Z">
+      <w:ins w:id="21" w:author="PR Preview" w:date="2026-01-01T00:00:00Z">
         <w:r>
           <w:t xml:space="preserve">above).</w:t>
         </w:r>
       </w:ins>
-      <w:ins w:id="162" w:author="PR Preview" w:date="2026-01-01T00:00:00Z">
+      <w:ins w:id="22" w:author="PR Preview" w:date="2026-01-01T00:00:00Z">
         <w:r>
           <w:t xml:space="preserve"> </w:t>
         </w:r>
       </w:ins>
-      <w:ins w:id="163" w:author="PR Preview" w:date="2026-01-01T00:00:00Z">
+      <w:ins w:id="23" w:author="PR Preview" w:date="2026-01-01T00:00:00Z">
         <w:r>
           <w:t xml:space="preserve">A test: if each name has its own natural definition,</w:t>
         </w:r>
       </w:ins>
-      <w:ins w:id="164" w:author="PR Preview" w:date="2026-01-01T00:00:00Z">
+      <w:ins w:id="24" w:author="PR Preview" w:date="2026-01-01T00:00:00Z">
         <w:r>
           <w:t xml:space="preserve"> </w:t>
         </w:r>
       </w:ins>
-      <w:ins w:id="165" w:author="PR Preview" w:date="2026-01-01T00:00:00Z">
+      <w:ins w:id="25" w:author="PR Preview" w:date="2026-01-01T00:00:00Z">
         <w:r>
           <w:t xml:space="preserve">they are two concepts.</w:t>
         </w:r>
       </w:ins>
-      <w:ins w:id="166" w:author="PR Preview" w:date="2026-01-01T00:00:00Z">
+      <w:ins w:id="26" w:author="PR Preview" w:date="2026-01-01T00:00:00Z">
         <w:r>
           <w:t xml:space="preserve"> </w:t>
         </w:r>
       </w:ins>
-      <w:ins w:id="167" w:author="PR Preview" w:date="2026-01-01T00:00:00Z">
+      <w:ins w:id="27" w:author="PR Preview" w:date="2026-01-01T00:00:00Z">
         <w:r>
           <w:t xml:space="preserve">For example, a loss defined as the negative log of the predicted probability of the observed class</w:t>
         </w:r>
       </w:ins>
-      <w:ins w:id="168" w:author="PR Preview" w:date="2026-01-01T00:00:00Z">
+      <w:ins w:id="28" w:author="PR Preview" w:date="2026-01-01T00:00:00Z">
         <w:r>
           <w:t xml:space="preserve"> </w:t>
         </w:r>
       </w:ins>
-      <w:ins w:id="169" w:author="PR Preview" w:date="2026-01-01T00:00:00Z">
+      <w:ins w:id="29" w:author="PR Preview" w:date="2026-01-01T00:00:00Z">
         <w:r>
           <w:t xml:space="preserve">and a loss defined as the</w:t>
         </w:r>
       </w:ins>
-      <w:ins w:id="170" w:author="PR Preview" w:date="2026-01-01T00:00:00Z">
+      <w:ins w:id="30" w:author="PR Preview" w:date="2026-01-01T00:00:00Z">
         <w:r>
           <w:t xml:space="preserve"> </w:t>
         </w:r>
       </w:ins>
       <w:hyperlink r:id="rId24">
-        <w:ins w:id="171" w:author="PR Preview" w:date="2026-01-01T00:00:00Z">
+        <w:ins w:id="31" w:author="PR Preview" w:date="2026-01-01T00:00:00Z">
           <w:r>
             <w:rPr>
               <w:rStyle w:val="Hyperlink"/>
@@ -6593,42 +6313,42 @@
           </w:r>
         </w:ins>
       </w:hyperlink>
-      <w:ins w:id="172" w:author="PR Preview" w:date="2026-01-01T00:00:00Z">
+      <w:ins w:id="32" w:author="PR Preview" w:date="2026-01-01T00:00:00Z">
         <w:r>
           <w:t xml:space="preserve"> </w:t>
         </w:r>
       </w:ins>
-      <w:ins w:id="173" w:author="PR Preview" w:date="2026-01-01T00:00:00Z">
+      <w:ins w:id="33" w:author="PR Preview" w:date="2026-01-01T00:00:00Z">
         <w:r>
           <w:t xml:space="preserve">between two distributions</w:t>
         </w:r>
       </w:ins>
-      <w:ins w:id="174" w:author="PR Preview" w:date="2026-01-01T00:00:00Z">
+      <w:ins w:id="34" w:author="PR Preview" w:date="2026-01-01T00:00:00Z">
         <w:r>
           <w:t xml:space="preserve"> </w:t>
         </w:r>
       </w:ins>
-      <w:ins w:id="175" w:author="PR Preview" w:date="2026-01-01T00:00:00Z">
+      <w:ins w:id="35" w:author="PR Preview" w:date="2026-01-01T00:00:00Z">
         <w:r>
           <w:t xml:space="preserve">each have a natural definition,</w:t>
         </w:r>
       </w:ins>
-      <w:ins w:id="176" w:author="PR Preview" w:date="2026-01-01T00:00:00Z">
+      <w:ins w:id="36" w:author="PR Preview" w:date="2026-01-01T00:00:00Z">
         <w:r>
           <w:t xml:space="preserve"> </w:t>
         </w:r>
       </w:ins>
-      <w:ins w:id="177" w:author="PR Preview" w:date="2026-01-01T00:00:00Z">
+      <w:ins w:id="37" w:author="PR Preview" w:date="2026-01-01T00:00:00Z">
         <w:r>
           <w:t xml:space="preserve">so give each its own div and state that they agree as a theorem,</w:t>
         </w:r>
       </w:ins>
-      <w:ins w:id="178" w:author="PR Preview" w:date="2026-01-01T00:00:00Z">
+      <w:ins w:id="38" w:author="PR Preview" w:date="2026-01-01T00:00:00Z">
         <w:r>
           <w:t xml:space="preserve"> </w:t>
         </w:r>
       </w:ins>
-      <w:ins w:id="179" w:author="PR Preview" w:date="2026-01-01T00:00:00Z">
+      <w:ins w:id="39" w:author="PR Preview" w:date="2026-01-01T00:00:00Z">
         <w:r>
           <w:t xml:space="preserve">instead of titling one div with both names.</w:t>
         </w:r>
